--- a/docs/SIMF-HLD-005-MoD-HLD-External-v2.1.docx
+++ b/docs/SIMF-HLD-005-MoD-HLD-External-v2.1.docx
@@ -888,7 +888,7 @@
               <w:rPr>
                 <w:sz w:val="20"/>
               </w:rPr>
-              <w:t>Defined. Section 2.4 gives every interface with its protocol, port, payload and authentication, and section 2.8 carries the Communication Requirements Matrix. One outbound integration remains pending its firewall exception.</w:t>
+              <w:t>Defined. Section 2.8 gives the protocol and port of every flow; section 2.4 gives each interface with its direction, payload, authentication and failure behaviour, and marks in its Status column the items still to be agreed. The open items register in section 3 carries those items.</w:t>
             </w:r>
           </w:p>
         </w:tc>
@@ -5313,7 +5313,7 @@
               <w:rPr>
                 <w:sz w:val="20"/>
               </w:rPr>
-              <w:t>Two security areas, SSA and HSA, hold four network zones. Both full names are TBD, owner the site network team, closing condition sign-off of the deployment network design. SSA holds three zones: access, perimeter and presentation. It is the only security area with internet access. The access zone holds attendee devices and administrator browsers. The perimeter zone holds the combined web application firewall (WAF) and load balancer. The presentation zone holds the presentation tier alone. HSA is a single zone carrying internal traffic only, and it holds the application and data tiers. Nothing in HSA has a route to the internet.</w:t>
+              <w:t>Two security areas, SSA and HSA, hold four network zones. SSA holds three zones: access, perimeter and presentation. It is the only security area with internet access. The access zone holds attendee devices and administrator browsers. The perimeter zone holds the combined web application firewall (WAF) and load balancer. The presentation zone holds the presentation tier alone. HSA is a single zone carrying internal traffic only, and it holds the application and data tiers. Nothing in HSA has a route to the internet.</w:t>
             </w:r>
           </w:p>
           <w:p>
@@ -7994,7 +7994,7 @@
               <w:rPr>
                 <w:sz w:val="20"/>
               </w:rPr>
-              <w:t>Seven workflows are architecturally significant. Figure 2, the system and data flow diagram, shows the processes, stores and trust boundaries these workflows cross. Figure 3, the end-to-end sequence, orders the exchange between the clients, the API and the stores. It covers registration and approval, sign-in with the second factor, and the gate scan.</w:t>
+              <w:t>Seven workflows are architecturally significant. Figure 2, the component diagram, shows the components these workflows run in and the calls between them. Figure 3, the end-to-end sequence, orders the exchange between the clients, the API and the stores. It covers registration and approval, sign-in with the second factor, and the gate scan.</w:t>
             </w:r>
           </w:p>
           <w:p>
@@ -8688,7 +8688,7 @@
         <w:bidi w:val="0"/>
       </w:pPr>
       <w:r>
-        <w:t>Figure 2. System and data flow. A data flow diagram in Gane and Sarson notation: a level 0 context view of the platform and its external parties, and a level 1 decomposition that balances with it. Every flow that leaves the ministry network is drawn.</w:t>
+        <w:t>Figure 2. Components and their interaction. A UML component diagram: the client applications, the four backend layers inside the one API host, the shared libraries and the data tier, with each call labelled by its protocol and port.</w:t>
       </w:r>
     </w:p>
     <w:p>
@@ -10958,7 +10958,7 @@
               <w:rPr>
                 <w:sz w:val="20"/>
               </w:rPr>
-              <w:t>The caption call leaves SSA through the perimeter firewall to an allow-list of fully qualified domain names, and every request is logged. The import re-checks the caption host named in the first reply and refuses redirects, blocking server-side request forgery. Without the firewall exception, an administrator pastes or uploads the transcript, and no feature stops. YouTube use covers embedded playback and one caption retrieval. The session director produces each session and publishes it to the forum's YouTube channel; the platform holds only the resulting address and plays it in an embedded player. The platform captures, produces, stores and serves no video.</w:t>
+              <w:t>The caption call leaves SSA through the perimeter firewall to an allow-list of fully qualified domain names, and every request is logged. The import re-checks the caption host named in the first reply and refuses redirects, blocking server-side request forgery. Without the firewall exception, an administrator pastes or uploads the transcript, and no feature stops. YouTube use covers embedded playback and one caption retrieval. The session director produces each session and publishes it to the forum's YouTube channel; the platform holds only the resulting address and plays it in an embedded player. No live video passes through the platform.</w:t>
             </w:r>
           </w:p>
         </w:tc>
@@ -12464,7 +12464,7 @@
               <w:rPr>
                 <w:sz w:val="20"/>
               </w:rPr>
-              <w:t xml:space="preserve"> the caller, then reaches the databases, file store, mail relay and inference endpoint. The badge desk workstation sits on the venue network, outside the SSA and the HSA. It uploads each shift through the WAF and load balancer; section 2.1 states the firewall rule that governs this path. Figure 2 shows these flows and their trust boundaries.</w:t>
+              <w:t xml:space="preserve"> the caller, then reaches the databases, file store, mail relay and inference endpoint. The badge desk workstation sits on the venue network, outside the SSA and the HSA. It uploads each shift through the WAF and load balancer; section 2.1 states the firewall rule that governs this path. Figure 1 shows these flows and the zone boundaries they cross.</w:t>
             </w:r>
           </w:p>
           <w:p>

--- a/docs/SIMF-HLD-005-MoD-HLD-External-v2.1.docx
+++ b/docs/SIMF-HLD-005-MoD-HLD-External-v2.1.docx
@@ -10958,7 +10958,7 @@
               <w:rPr>
                 <w:sz w:val="20"/>
               </w:rPr>
-              <w:t>The caption call leaves SSA through the perimeter firewall to an allow-list of fully qualified domain names, and every request is logged. The import re-checks the caption host named in the first reply and refuses redirects, blocking server-side request forgery. Without the firewall exception, an administrator pastes or uploads the transcript, and no feature stops. YouTube use covers embedded playback and one caption retrieval. The session director produces each session and publishes it to the forum's YouTube channel; the platform holds only the resulting address and plays it in an embedded player. No live video passes through the platform.</w:t>
+              <w:t>The caption call leaves SSA through the perimeter firewall to an allow-list of fully qualified domain names, and every request is logged. The import re-checks the caption host named in the first reply and refuses redirects, blocking server-side request forgery. Without the firewall exception, an administrator pastes or uploads the transcript, and no feature stops. YouTube use covers embedded playback and one caption retrieval. The session director produces each session and publishes it to the forum's YouTube channel; the platform holds only the resulting address and plays it in an embedded player.</w:t>
             </w:r>
           </w:p>
         </w:tc>

--- a/docs/SIMF-HLD-005-MoD-HLD-External-v2.1.docx
+++ b/docs/SIMF-HLD-005-MoD-HLD-External-v2.1.docx
@@ -8627,7 +8627,7 @@
             <wp:positionV relativeFrom="paragraph">
               <wp:posOffset>255905</wp:posOffset>
             </wp:positionV>
-            <wp:extent cx="7315200" cy="7239635"/>
+            <wp:extent cx="7315200" cy="5374178"/>
             <wp:effectExtent l="0" t="0" r="0" b="0"/>
             <wp:wrapTight wrapText="bothSides">
               <wp:wrapPolygon edited="0">
@@ -8664,7 +8664,7 @@
                   <pic:spPr>
                     <a:xfrm>
                       <a:off x="0" y="0"/>
-                      <a:ext cx="7315200" cy="7239635"/>
+                      <a:ext cx="7315200" cy="5374178"/>
                     </a:xfrm>
                     <a:prstGeom prst="rect">
                       <a:avLst/>
